--- a/templates/bylaws-ccorp.docx
+++ b/templates/bylaws-ccorp.docx
@@ -4,6 +4,7 @@
   <w:body>
     <w:p>
       <w:pPr>
+        <w:pStyle w:val="GLInstructionBlock"/>
         <w:spacing w:after="240"/>
         <w:jc w:val="left"/>
       </w:pPr>
@@ -39,7 +40,7 @@
           <w:smallCaps/>
           <w:u w:val="single"/>
         </w:rPr>
-        <w:t>[COMPANY NAME], INC.</w:t>
+        <w:t>{Company Name}, Inc.</w:t>
       </w:r>
     </w:p>
     <w:p>
@@ -77,7 +78,7 @@
       </w:pPr>
       <w:r>
         <w:rPr/>
-        <w:t>As Adopted [INCORPORATION DATE]</w:t>
+        <w:t>As Adopted {Incorporation Date}</w:t>
       </w:r>
     </w:p>
     <w:p>
@@ -161,7 +162,7 @@
       </w:r>
       <w:r>
         <w:rPr/>
-        <w:t>”) of [COMPANY NAME], Inc. (the “</w:t>
+        <w:t>”) of {Company Name}, Inc. (the “</w:t>
       </w:r>
       <w:r>
         <w:rPr>
@@ -6148,7 +6149,7 @@
           <w:smallCaps/>
           <w:u w:val="single"/>
         </w:rPr>
-        <w:t>[COMPANY NAME], INC.</w:t>
+        <w:t>{Company Name}, Inc.</w:t>
       </w:r>
     </w:p>
     <w:p>
@@ -6172,7 +6173,7 @@
       </w:pPr>
       <w:r>
         <w:rPr/>
-        <w:t>I, [FOUNDER/PRINCIPAL 1 NAME], certify that I am Secretary of [COMPANY NAME], Inc., a Delaware corporation (the “</w:t>
+        <w:t>I, {Officer Name}, certify that I am Secretary of {Company Name}, Inc., a Delaware corporation (the “</w:t>
       </w:r>
       <w:r>
         <w:rPr>
@@ -6196,7 +6197,7 @@
       </w:pPr>
       <w:r>
         <w:rPr/>
-        <w:t>Dated:  [INCORPORATION DATE]</w:t>
+        <w:t>Dated:  {Incorporation Date}</w:t>
       </w:r>
     </w:p>
     <w:p>
@@ -6211,9 +6212,11 @@
       </w:pPr>
       <w:r>
         <w:rPr>
+          <w:rStyle w:val="GLSignatureMarker"/>
           <w:u w:val="single"/>
         </w:rPr>
         <w:tab/>
+        <w:t>[[GL-SIGNATURE:secretary]]</w:t>
       </w:r>
     </w:p>
     <w:p>
@@ -6225,7 +6228,7 @@
       </w:pPr>
       <w:r>
         <w:rPr/>
-        <w:t>[FOUNDER/PRINCIPAL 1 NAME], Secretary</w:t>
+        <w:t>{Officer Name}, Secretary</w:t>
       </w:r>
     </w:p>
     <w:sectPr>
@@ -7162,7 +7165,7 @@
         <w:shd w:fill="auto" w:val="clear"/>
         <w:vertAlign w:val="baseline"/>
       </w:rPr>
-      <w:t>[COMPANY NAME], INC. — Bylaws</w:t>
+      <w:t>{Company Name}, Inc. — Bylaws</w:t>
     </w:r>
   </w:p>
 </w:hdr>
@@ -7225,7 +7228,7 @@
         <w:shd w:fill="auto" w:val="clear"/>
         <w:vertAlign w:val="baseline"/>
       </w:rPr>
-      <w:t>[COMPANY NAME], INC. — Bylaws</w:t>
+      <w:t>{Company Name}, Inc. — Bylaws</w:t>
     </w:r>
   </w:p>
 </w:hdr>
@@ -7288,7 +7291,7 @@
         <w:shd w:fill="auto" w:val="clear"/>
         <w:vertAlign w:val="baseline"/>
       </w:rPr>
-      <w:t>[COMPANY NAME], INC. — Bylaws</w:t>
+      <w:t>{Company Name}, Inc. — Bylaws</w:t>
     </w:r>
   </w:p>
 </w:hdr>
@@ -7366,7 +7369,7 @@
         <w:shd w:fill="auto" w:val="clear"/>
         <w:vertAlign w:val="baseline"/>
       </w:rPr>
-      <w:t>[COMPANY NAME], INC. — Bylaws</w:t>
+      <w:t>{Company Name}, Inc. — Bylaws</w:t>
     </w:r>
   </w:p>
 </w:hdr>
@@ -7429,7 +7432,7 @@
         <w:shd w:fill="auto" w:val="clear"/>
         <w:vertAlign w:val="baseline"/>
       </w:rPr>
-      <w:t>[COMPANY NAME], INC. — Bylaws</w:t>
+      <w:t>{Company Name}, Inc. — Bylaws</w:t>
     </w:r>
   </w:p>
 </w:hdr>
@@ -7507,7 +7510,7 @@
         <w:shd w:fill="auto" w:val="clear"/>
         <w:vertAlign w:val="baseline"/>
       </w:rPr>
-      <w:t>[COMPANY NAME], INC. — Bylaws</w:t>
+      <w:t>{Company Name}, Inc. — Bylaws</w:t>
     </w:r>
   </w:p>
 </w:hdr>
@@ -7570,7 +7573,7 @@
         <w:shd w:fill="auto" w:val="clear"/>
         <w:vertAlign w:val="baseline"/>
       </w:rPr>
-      <w:t>[COMPANY NAME], INC. — Bylaws</w:t>
+      <w:t>{Company Name}, Inc. — Bylaws</w:t>
     </w:r>
   </w:p>
 </w:hdr>
@@ -8103,6 +8106,18 @@
       </w:tblCellMar>
     </w:tblPr>
   </w:style>
+  <w:style w:type="paragraph" w:customStyle="1" w:styleId="GLInstructionBlock">
+    <w:name w:val="GL Instruction Block"/>
+    <w:basedOn w:val="Normal"/>
+  </w:style>
+  <w:style w:type="character" w:customStyle="1" w:styleId="GLInstructionInline">
+    <w:name w:val="GL Instruction Inline"/>
+    <w:basedOn w:val="DefaultParagraphFont"/>
+  </w:style>
+  <w:style w:type="character" w:customStyle="1" w:styleId="GLSignatureMarker">
+    <w:name w:val="GL Signature Marker"/>
+    <w:basedOn w:val="DefaultParagraphFont"/>
+  </w:style>
 </w:styles>
 </file>
 
